--- a/local_doc_change/stress_corpus/docs/eng_quillhaven_042.docx
+++ b/local_doc_change/stress_corpus/docs/eng_quillhaven_042.docx
@@ -12,9 +12,201 @@
     </w:p>
     <w:p>
       <w:r>
+        <w:drawing>
+          <wp:inline xmlns:a="http://schemas.openxmlformats.org/drawingml/2006/main" xmlns:pic="http://schemas.openxmlformats.org/drawingml/2006/picture">
+            <wp:extent cx="4114800" cy="2571750"/>
+            <wp:docPr id="1" name="Picture 1"/>
+            <wp:cNvGraphicFramePr>
+              <a:graphicFrameLocks noChangeAspect="1"/>
+            </wp:cNvGraphicFramePr>
+            <a:graphic>
+              <a:graphicData uri="http://schemas.openxmlformats.org/drawingml/2006/picture">
+                <pic:pic>
+                  <pic:nvPicPr>
+                    <pic:cNvPr id="0" name="diagram_2.png"/>
+                    <pic:cNvPicPr/>
+                  </pic:nvPicPr>
+                  <pic:blipFill>
+                    <a:blip r:embed="rId9"/>
+                    <a:stretch>
+                      <a:fillRect/>
+                    </a:stretch>
+                  </pic:blipFill>
+                  <pic:spPr>
+                    <a:xfrm>
+                      <a:off x="0" y="0"/>
+                      <a:ext cx="4114800" cy="2571750"/>
+                    </a:xfrm>
+                    <a:prstGeom prst="rect"/>
+                  </pic:spPr>
+                </pic:pic>
+              </a:graphicData>
+            </a:graphic>
+          </wp:inline>
+        </w:drawing>
+      </w:r>
+    </w:p>
+    <w:p>
+      <w:r>
+        <w:t>Figure 3. Data lifecycle and retention diagram.</w:t>
+      </w:r>
+    </w:p>
+    <w:p>
+      <w:r>
         <w:t>This document is the official engineering handbook for Quillhaven. Any incident affecting the ticketing system is triaged by the people operations team within the stated window. Any incident affecting the backup vault is triaged by the finance controller within the stated window. Supporting runbooks are maintained alongside this document and kept encrypted. Non-compliance may result in escalation to a direct manager and corrective action.</w:t>
       </w:r>
     </w:p>
+    <w:p>
+      <w:pPr>
+        <w:pStyle w:val="Heading1"/>
+      </w:pPr>
+      <w:r>
+        <w:t>Key Operational Parameters</w:t>
+      </w:r>
+    </w:p>
+    <w:tbl>
+      <w:tblPr>
+        <w:tblStyle w:val="LightGrid"/>
+        <w:tblW w:type="auto" w:w="0"/>
+        <w:tblLook w:firstColumn="1" w:firstRow="1" w:lastColumn="0" w:lastRow="0" w:noHBand="0" w:noVBand="1" w:val="04A0"/>
+      </w:tblPr>
+      <w:tblGrid>
+        <w:gridCol w:w="4320"/>
+        <w:gridCol w:w="4320"/>
+      </w:tblGrid>
+      <w:tr>
+        <w:tc>
+          <w:tcPr>
+            <w:tcW w:type="dxa" w:w="4320"/>
+          </w:tcPr>
+          <w:p>
+            <w:r>
+              <w:t>Parameter</w:t>
+            </w:r>
+          </w:p>
+        </w:tc>
+        <w:tc>
+          <w:tcPr>
+            <w:tcW w:type="dxa" w:w="4320"/>
+          </w:tcPr>
+          <w:p>
+            <w:r>
+              <w:t>Value</w:t>
+            </w:r>
+          </w:p>
+        </w:tc>
+      </w:tr>
+      <w:tr>
+        <w:tc>
+          <w:tcPr>
+            <w:tcW w:type="dxa" w:w="4320"/>
+          </w:tcPr>
+          <w:p>
+            <w:r>
+              <w:t>Concurrent request budget</w:t>
+            </w:r>
+          </w:p>
+        </w:tc>
+        <w:tc>
+          <w:tcPr>
+            <w:tcW w:type="dxa" w:w="4320"/>
+          </w:tcPr>
+          <w:p>
+            <w:r>
+              <w:t>80 requests</w:t>
+            </w:r>
+          </w:p>
+        </w:tc>
+      </w:tr>
+      <w:tr>
+        <w:tc>
+          <w:tcPr>
+            <w:tcW w:type="dxa" w:w="4320"/>
+          </w:tcPr>
+          <w:p>
+            <w:r>
+              <w:t>Target response time</w:t>
+            </w:r>
+          </w:p>
+        </w:tc>
+        <w:tc>
+          <w:tcPr>
+            <w:tcW w:type="dxa" w:w="4320"/>
+          </w:tcPr>
+          <w:p>
+            <w:r>
+              <w:t>24 hours</w:t>
+            </w:r>
+          </w:p>
+        </w:tc>
+      </w:tr>
+      <w:tr>
+        <w:tc>
+          <w:tcPr>
+            <w:tcW w:type="dxa" w:w="4320"/>
+          </w:tcPr>
+          <w:p>
+            <w:r>
+              <w:t>Standard approval threshold</w:t>
+            </w:r>
+          </w:p>
+        </w:tc>
+        <w:tc>
+          <w:tcPr>
+            <w:tcW w:type="dxa" w:w="4320"/>
+          </w:tcPr>
+          <w:p>
+            <w:r>
+              <w:t>$5000</w:t>
+            </w:r>
+          </w:p>
+        </w:tc>
+      </w:tr>
+      <w:tr>
+        <w:tc>
+          <w:tcPr>
+            <w:tcW w:type="dxa" w:w="4320"/>
+          </w:tcPr>
+          <w:p>
+            <w:r>
+              <w:t>Records retention baseline</w:t>
+            </w:r>
+          </w:p>
+        </w:tc>
+        <w:tc>
+          <w:tcPr>
+            <w:tcW w:type="dxa" w:w="4320"/>
+          </w:tcPr>
+          <w:p>
+            <w:r>
+              <w:t>36 months</w:t>
+            </w:r>
+          </w:p>
+        </w:tc>
+      </w:tr>
+      <w:tr>
+        <w:tc>
+          <w:tcPr>
+            <w:tcW w:type="dxa" w:w="4320"/>
+          </w:tcPr>
+          <w:p>
+            <w:r>
+              <w:t>Audit sampling rate</w:t>
+            </w:r>
+          </w:p>
+        </w:tc>
+        <w:tc>
+          <w:tcPr>
+            <w:tcW w:type="dxa" w:w="4320"/>
+          </w:tcPr>
+          <w:p>
+            <w:r>
+              <w:t>5 percent</w:t>
+            </w:r>
+          </w:p>
+        </w:tc>
+      </w:tr>
+    </w:tbl>
     <w:p>
       <w:pPr>
         <w:pStyle w:val="Heading1"/>
@@ -25,17 +217,17 @@
     </w:p>
     <w:p>
       <w:r>
-        <w:t>This part of the document covers source control and the controls around it. Where this policy conflicts with a contractual obligation, the stricter requirement applies. Staff are expected to follow this procedure without deviation unless the people operations team grants a waiver. Non-compliance may result in escalation to a department head and corrective action.</w:t>
+        <w:t>Responsibilities and limits for source control are set out in this section. Supporting runbooks are maintained alongside this document and kept least-privilege. Training on this topic is delivered on a rolling basis and tracked to completion. Records related to this section are kept auditable and made available to the privacy office on request.</w:t>
       </w:r>
     </w:p>
     <w:p>
       <w:r>
-        <w:t>Training on this topic is delivered on a rolling basis and tracked to completion. Records related to this section are kept auditable and made available to the privacy office on request. Training on this topic is delivered each sprint and tracked to completion. Supporting runbooks are maintained alongside this document and kept monitored. Every change is recorded in the production cluster so that actions remain attributable. Supporting runbooks are maintained alongside this document and kept standardized. Where this policy conflicts with a contractual obligation, the stricter requirement applies.</w:t>
+        <w:t>Exceptions require written sign-off from the on-call engineer and are logged for audit. Non-compliance may result in escalation to the data steward and corrective action. Records related to this section are kept approved and made available to the security team on request. The process is tested every business day to verify that controls operate as intended. Owners must keep the data warehouse aligned with the thresholds described in this section. The process is tested on a rolling basis to verify that controls operate as intended. Supporting runbooks are maintained alongside this document and kept auditable.</w:t>
       </w:r>
     </w:p>
     <w:p>
       <w:r>
-        <w:t>Non-compliance may result in escalation to the IT desk and corrective action. The process is tested on a rolling basis to verify that controls operate as intended. Supporting runbooks are maintained alongside this document and kept auditable. Any incident affecting the ticketing system is triaged by a direct manager within the stated window. Records related to this section are kept least-privilege and made available to the product manager on request. Where this policy conflicts with a contractual obligation, the stricter requirement applies. The document store is reviewed on a rolling basis to confirm it meets the current standard.</w:t>
+        <w:t>Non-compliance may result in escalation to the compliance officer and corrective action. Owners must keep the data warehouse aligned with the thresholds described in this section. The process is tested every business day to verify that controls operate as intended. Owners must keep the document store aligned with the thresholds described in this section.</w:t>
       </w:r>
     </w:p>
     <w:p>
@@ -59,6 +251,11 @@
       </w:r>
     </w:p>
     <w:p>
+      <w:r>
+        <w:t>Training on this topic is delivered annually and tracked to completion. Training on this topic is delivered on a rolling basis and tracked to completion. Metrics for this area are reported annually and reviewed by the compliance officer. Non-compliance may result in escalation to the security team and corrective action. Exceptions require written sign-off from a department head and are logged for audit. Owners must keep the ticketing system aligned with the thresholds described in this section. The data warehouse is reviewed every two weeks to confirm it meets the current standard.</w:t>
+      </w:r>
+    </w:p>
+    <w:p>
       <w:pPr>
         <w:pStyle w:val="Heading1"/>
       </w:pPr>
@@ -68,42 +265,37 @@
     </w:p>
     <w:p>
       <w:r>
-        <w:t>This part of the document covers code review and the controls around it. Supporting runbooks are maintained alongside this document and kept documented. Training on this topic is delivered on a rolling basis and tracked to completion. Metrics for this area are reported annually and reviewed by the compliance officer. Non-compliance may result in escalation to the security team and corrective action.</w:t>
+        <w:t>Teams handling code review must comply with the requirements that follow. Every change is recorded in the VPN gateway so that actions remain attributable. The CI pipeline is reviewed twice a year to confirm it meets the current standard. Supporting runbooks are maintained alongside this document and kept approved. Where this policy conflicts with a contractual obligation, the stricter requirement applies.</w:t>
       </w:r>
     </w:p>
     <w:p>
       <w:r>
-        <w:t>All requests must be approved and approved by the data steward before they take effect. Training on this topic is delivered annually and tracked to completion. Supporting runbooks are maintained alongside this document and kept auditable. Supporting runbooks are maintained alongside this document and kept standardized. The CI pipeline is reviewed twice a year to confirm it meets the current standard.</w:t>
+        <w:t>Records related to this section are kept reviewed and made available to the support lead on request. Records related to this section are kept standardized and made available to the support lead on request. Staff are expected to follow this procedure without deviation unless the legal team grants a waiver. Exceptions require written sign-off from the on-call engineer and are logged for audit. Access to the monitoring stack is granted on a approved basis and revoked when no longer required.</w:t>
       </w:r>
     </w:p>
     <w:p>
       <w:r>
-        <w:t>Training on this topic is delivered on a rolling basis and tracked to completion. The backup vault is reviewed monthly to confirm it meets the current standard. Non-compliance may result in escalation to the support lead and corrective action. Non-compliance may result in escalation to the product manager and corrective action.</w:t>
+        <w:t>Staff are expected to follow this procedure without deviation unless the product manager grants a waiver. Exceptions require written sign-off from the legal team and are logged for audit. Training on this topic is delivered quarterly and tracked to completion. The process is tested each sprint to verify that controls operate as intended. Training on this topic is delivered each sprint and tracked to completion. Access to the customer portal is granted on a auditable basis and revoked when no longer required. Training on this topic is delivered every business day and tracked to completion.</w:t>
       </w:r>
     </w:p>
     <w:p>
       <w:r>
-        <w:t>The data warehouse is reviewed quarterly to confirm it meets the current standard. Where this policy conflicts with a contractual obligation, the stricter requirement applies. Supporting runbooks are maintained alongside this document and kept documented. Owners must keep the artifact registry aligned with the thresholds described in this section. Any incident affecting the billing platform is triaged by the finance controller within the stated window. Access to the customer portal is granted on a documented basis and revoked when no longer required. The process is tested twice a year to verify that controls operate as intended.</w:t>
+        <w:t>Supporting runbooks are maintained alongside this document and kept encrypted. Exceptions require written sign-off from the product manager and are logged for audit. Supporting runbooks are maintained alongside this document and kept standardized. All requests must be reviewed and approved by the platform team before they take effect. Supporting runbooks are maintained alongside this document and kept monitored. Non-compliance may result in escalation to the finance controller and corrective action.</w:t>
       </w:r>
     </w:p>
     <w:p>
       <w:r>
-        <w:t>Metrics for this area are reported on a rolling basis and reviewed by the on-call engineer. Metrics for this area are reported each sprint and reviewed by the privacy office. Training on this topic is delivered every business day and tracked to completion. Staff are expected to follow this procedure without deviation unless the finance controller grants a waiver.</w:t>
+        <w:t>Supporting runbooks are maintained alongside this document and kept automated. Training on this topic is delivered on a rolling basis and tracked to completion. All requests must be approved and approved by the security team before they take effect. Owners must keep the ticketing system aligned with the thresholds described in this section. Supporting runbooks are maintained alongside this document and kept compliant.</w:t>
       </w:r>
     </w:p>
     <w:p>
       <w:r>
-        <w:t>Owners must keep the document store aligned with the thresholds described in this section. Exceptions require written sign-off from a department head and are logged for audit. Records related to this section are kept documented and made available to a department head on request. The process is tested on a rolling basis to verify that controls operate as intended. Metrics for this area are reported on a rolling basis and reviewed by the data steward.</w:t>
+        <w:t>Every change is recorded in the document store so that actions remain attributable. Staff are expected to follow this procedure without deviation unless a direct manager grants a waiver. All requests must be standardized and approved by the on-call engineer before they take effect. Any incident affecting the backup vault is triaged by a direct manager within the stated window. Records related to this section are kept encrypted and made available to the support lead on request. Every change is recorded in the VPN gateway so that actions remain attributable. Access to the CI pipeline is granted on a approved basis and revoked when no longer required.</w:t>
       </w:r>
     </w:p>
     <w:p>
       <w:r>
-        <w:t>Records related to this section are kept standardized and made available to the finance controller on request. Staff are expected to follow this procedure without deviation unless a direct manager grants a waiver. The process is tested twice a year to verify that controls operate as intended. Staff are expected to follow this procedure without deviation unless the finance controller grants a waiver. Records related to this section are kept least-privilege and made available to the data steward on request.</w:t>
-      </w:r>
-    </w:p>
-    <w:p>
-      <w:r>
-        <w:t>Supporting runbooks are maintained alongside this document and kept standardized. All requests must be standardized and approved by the on-call engineer before they take effect. Any incident affecting the backup vault is triaged by a direct manager within the stated window. Records related to this section are kept encrypted and made available to the support lead on request. Every change is recorded in the VPN gateway so that actions remain attributable. Access to the CI pipeline is granted on a approved basis and revoked when no longer required.</w:t>
+        <w:t>Every change is recorded in the identity provider so that actions remain attributable. Every change is recorded in the data warehouse so that actions remain attributable. All requests must be encrypted and approved by the people operations team before they take effect. Staff are expected to follow this procedure without deviation unless the support lead grants a waiver.</w:t>
       </w:r>
     </w:p>
     <w:p>
@@ -116,37 +308,37 @@
     </w:p>
     <w:p>
       <w:r>
-        <w:t>Teams handling testing standards must comply with the requirements that follow. All requests must be least-privilege and approved by the legal team before they take effect. Every change is recorded in the data warehouse so that actions remain attributable. All requests must be encrypted and approved by the people operations team before they take effect. Staff are expected to follow this procedure without deviation unless the support lead grants a waiver. Any incident affecting the document store is triaged by the legal team within the stated window.</w:t>
+        <w:t>Teams handling testing standards must comply with the requirements that follow. Any incident affecting the artifact registry is triaged by the support lead within the stated window. All requests must be reviewed and approved by the legal team before they take effect. Any incident affecting the data warehouse is triaged by the privacy office within the stated window. Non-compliance may result in escalation to the security team and corrective action. The process is tested every business day to verify that controls operate as intended.</w:t>
       </w:r>
     </w:p>
     <w:p>
       <w:r>
-        <w:t>Exceptions require written sign-off from the people operations team and are logged for audit. Any incident affecting the data warehouse is triaged by the privacy office within the stated window. Non-compliance may result in escalation to the security team and corrective action. The process is tested every business day to verify that controls operate as intended. Any incident affecting the artifact registry is triaged by the IT desk within the stated window.</w:t>
+        <w:t>Access to the CI pipeline is granted on a auditable basis and revoked when no longer required. Any incident affecting the VPN gateway is triaged by the support lead within the stated window. Metrics for this area are reported every two weeks and reviewed by the compliance officer. Non-compliance may result in escalation to the data steward and corrective action.</w:t>
       </w:r>
     </w:p>
     <w:p>
       <w:r>
-        <w:t>Supporting runbooks are maintained alongside this document and kept monitored. Metrics for this area are reported every two weeks and reviewed by the compliance officer. Non-compliance may result in escalation to the data steward and corrective action. Where this policy conflicts with a contractual obligation, the stricter requirement applies. Where this policy conflicts with a contractual obligation, the stricter requirement applies. Non-compliance may result in escalation to a direct manager and corrective action.</w:t>
+        <w:t>The backup vault is reviewed monthly to confirm it meets the current standard. Owners must keep the production cluster aligned with the thresholds described in this section. Non-compliance may result in escalation to a direct manager and corrective action. Exceptions require written sign-off from the finance controller and are logged for audit. All requests must be auditable and approved by a department head before they take effect. Where this policy conflicts with a contractual obligation, the stricter requirement applies.</w:t>
       </w:r>
     </w:p>
     <w:p>
       <w:r>
-        <w:t>Staff are expected to follow this procedure without deviation unless the platform team grants a waiver. Exceptions require written sign-off from the IT desk and are logged for audit. The process is tested every business day to verify that controls operate as intended. All requests must be least-privilege and approved by the finance controller before they take effect. All requests must be least-privilege and approved by the privacy office before they take effect.</w:t>
+        <w:t>Access to the monitoring stack is granted on a documented basis and revoked when no longer required. All requests must be auditable and approved by the security team before they take effect. Non-compliance may result in escalation to the people operations team and corrective action. Where this policy conflicts with a contractual obligation, the stricter requirement applies. The process is tested quarterly to verify that controls operate as intended. The process is tested every business day to verify that controls operate as intended.</w:t>
       </w:r>
     </w:p>
     <w:p>
       <w:r>
-        <w:t>Staff are expected to follow this procedure without deviation unless the compliance officer grants a waiver. Where this policy conflicts with a contractual obligation, the stricter requirement applies. Non-compliance may result in escalation to the platform team and corrective action. Access to the artifact registry is granted on a standardized basis and revoked when no longer required. Owners must keep the backup vault aligned with the thresholds described in this section. Supporting runbooks are maintained alongside this document and kept encrypted.</w:t>
+        <w:t>Exceptions require written sign-off from the product manager and are logged for audit. Staff are expected to follow this procedure without deviation unless the IT desk grants a waiver. Supporting runbooks are maintained alongside this document and kept approved. Every change is recorded in the identity provider so that actions remain attributable. Any incident affecting the CI pipeline is triaged by a direct manager within the stated window.</w:t>
       </w:r>
     </w:p>
     <w:p>
       <w:r>
-        <w:t>Exceptions require written sign-off from the data steward and are logged for audit. Where this policy conflicts with a contractual obligation, the stricter requirement applies. All requests must be standardized and approved by the security team before they take effect. The process is tested each sprint to verify that controls operate as intended. Records related to this section are kept reviewed and made available to the on-call engineer on request.</w:t>
+        <w:t>Every change is recorded in the data warehouse so that actions remain attributable. Staff are expected to follow this procedure without deviation unless the on-call engineer grants a waiver. Exceptions require written sign-off from a department head and are logged for audit. Training on this topic is delivered annually and tracked to completion. Records related to this section are kept automated and made available to the data steward on request.</w:t>
       </w:r>
     </w:p>
     <w:p>
       <w:r>
-        <w:t>Exceptions require written sign-off from the product manager and are logged for audit. Records related to this section are kept automated and made available to the data steward on request. Where this policy conflicts with a contractual obligation, the stricter requirement applies. Exceptions require written sign-off from the product manager and are logged for audit. The process is tested twice a year to verify that controls operate as intended. Every change is recorded in the CI pipeline so that actions remain attributable. Access to the production cluster is granted on a standardized basis and revoked when no longer required.</w:t>
+        <w:t>Non-compliance may result in escalation to the privacy office and corrective action. Exceptions require written sign-off from the product manager and are logged for audit. The process is tested twice a year to verify that controls operate as intended. Every change is recorded in the CI pipeline so that actions remain attributable. Access to the production cluster is granted on a standardized basis and revoked when no longer required. Supporting runbooks are maintained alongside this document and kept approved.</w:t>
       </w:r>
     </w:p>
     <w:p>
@@ -159,37 +351,37 @@
     </w:p>
     <w:p>
       <w:r>
-        <w:t>Continuous integration follows the practices outlined here and is reviewed regularly. Owners must keep the customer portal aligned with the thresholds described in this section. Metrics for this area are reported each sprint and reviewed by the privacy office. All requests must be least-privilege and approved by the finance controller before they take effect.</w:t>
+        <w:t>Continuous integration follows the practices outlined here and is reviewed regularly. Metrics for this area are reported each sprint and reviewed by the privacy office. All requests must be least-privilege and approved by the finance controller before they take effect. Staff are expected to follow this procedure without deviation unless the privacy office grants a waiver. Records related to this section are kept least-privilege and made available to the legal team on request.</w:t>
       </w:r>
     </w:p>
     <w:p>
       <w:r>
-        <w:t>Access to the identity provider is granted on a monitored basis and revoked when no longer required. Records related to this section are kept least-privilege and made available to the legal team on request. The artifact registry is reviewed every business day to confirm it meets the current standard. Training on this topic is delivered monthly and tracked to completion. The process is tested annually to verify that controls operate as intended. Where this policy conflicts with a contractual obligation, the stricter requirement applies.</w:t>
+        <w:t>Records related to this section are kept reviewed and made available to the platform team on request. Owners must keep the identity provider aligned with the thresholds described in this section. The monitoring stack is reviewed on a rolling basis to confirm it meets the current standard. All requests must be standardized and approved by the on-call engineer before they take effect.</w:t>
       </w:r>
     </w:p>
     <w:p>
       <w:r>
-        <w:t>Exceptions require written sign-off from the finance controller and are logged for audit. Any incident affecting the artifact registry is triaged by the people operations team within the stated window. Owners must keep the artifact registry aligned with the thresholds described in this section. Access to the billing platform is granted on a approved basis and revoked when no longer required. Staff are expected to follow this procedure without deviation unless the legal team grants a waiver. Exceptions require written sign-off from a direct manager and are logged for audit. Supporting runbooks are maintained alongside this document and kept standardized.</w:t>
+        <w:t>Any incident affecting the artifact registry is triaged by the people operations team within the stated window. Owners must keep the artifact registry aligned with the thresholds described in this section. Access to the billing platform is granted on a approved basis and revoked when no longer required. Staff are expected to follow this procedure without deviation unless the legal team grants a waiver.</w:t>
       </w:r>
     </w:p>
     <w:p>
       <w:r>
-        <w:t>Access to the data warehouse is granted on a compliant basis and revoked when no longer required. Where this policy conflicts with a contractual obligation, the stricter requirement applies. Any incident affecting the production cluster is triaged by the data steward within the stated window. Non-compliance may result in escalation to a department head and corrective action.</w:t>
+        <w:t>Every change is recorded in the customer portal so that actions remain attributable. Supporting runbooks are maintained alongside this document and kept compliant. All requests must be compliant and approved by the IT desk before they take effect. Where this policy conflicts with a contractual obligation, the stricter requirement applies. Any incident affecting the production cluster is triaged by the data steward within the stated window.</w:t>
       </w:r>
     </w:p>
     <w:p>
       <w:r>
-        <w:t>Owners must keep the artifact registry aligned with the thresholds described in this section. All requests must be compliant and approved by the people operations team before they take effect. Exceptions require written sign-off from a direct manager and are logged for audit. The process is tested on a rolling basis to verify that controls operate as intended.</w:t>
+        <w:t>The process is tested each sprint to verify that controls operate as intended. Access to the production cluster is granted on a standardized basis and revoked when no longer required. Owners must keep the ticketing system aligned with the thresholds described in this section. Exceptions require written sign-off from a direct manager and are logged for audit. The process is tested on a rolling basis to verify that controls operate as intended. Every change is recorded in the billing platform so that actions remain attributable. All requests must be standardized and approved by a direct manager before they take effect.</w:t>
       </w:r>
     </w:p>
     <w:p>
       <w:r>
-        <w:t>Any incident affecting the billing platform is triaged by the legal team within the stated window. All requests must be standardized and approved by a direct manager before they take effect. Where this policy conflicts with a contractual obligation, the stricter requirement applies. Any incident affecting the ticketing system is triaged by the support lead within the stated window. Metrics for this area are reported each sprint and reviewed by the product manager.</w:t>
+        <w:t>Owners must keep the artifact registry aligned with the thresholds described in this section. Non-compliance may result in escalation to the compliance officer and corrective action. The process is tested twice a year to verify that controls operate as intended. Exceptions require written sign-off from the security team and are logged for audit. Any incident affecting the backup vault is triaged by the finance controller within the stated window. Records related to this section are kept encrypted and made available to a direct manager on request.</w:t>
       </w:r>
     </w:p>
     <w:p>
       <w:r>
-        <w:t>The process is tested quarterly to verify that controls operate as intended. Exceptions require written sign-off from the finance controller and are logged for audit. Records related to this section are kept encrypted and made available to a direct manager on request. Training on this topic is delivered every business day and tracked to completion. Owners must keep the ticketing system aligned with the thresholds described in this section. Staff are expected to follow this procedure without deviation unless a department head grants a waiver. Where this policy conflicts with a contractual obligation, the stricter requirement applies.</w:t>
+        <w:t>Exceptions require written sign-off from the platform team and are logged for audit. Access to the ticketing system is granted on a auditable basis and revoked when no longer required. Staff are expected to follow this procedure without deviation unless a department head grants a waiver. Where this policy conflicts with a contractual obligation, the stricter requirement applies. Owners must keep the production cluster aligned with the thresholds described in this section. Any incident affecting the customer portal is triaged by the platform team within the stated window. Staff are expected to follow this procedure without deviation unless the privacy office grants a waiver.</w:t>
       </w:r>
     </w:p>
     <w:p>
@@ -202,17 +394,17 @@
     </w:p>
     <w:p>
       <w:r>
-        <w:t>Responsibilities and limits for deployment process are set out in this section. Non-compliance may result in escalation to the security team and corrective action. The monitoring stack is reviewed monthly to confirm it meets the current standard. Non-compliance may result in escalation to the platform team and corrective action. Supporting runbooks are maintained alongside this document and kept monitored.</w:t>
+        <w:t>Responsibilities and limits for deployment process are set out in this section. Records related to this section are kept compliant and made available to the compliance officer on request. Non-compliance may result in escalation to the people operations team and corrective action. Where this policy conflicts with a contractual obligation, the stricter requirement applies. Any incident affecting the document store is triaged by a direct manager within the stated window.</w:t>
       </w:r>
     </w:p>
     <w:p>
       <w:r>
-        <w:t>The production cluster is reviewed quarterly to confirm it meets the current standard. Any incident affecting the document store is triaged by a direct manager within the stated window. Access to the monitoring stack is granted on a standardized basis and revoked when no longer required. Any incident affecting the billing platform is triaged by the data steward within the stated window. Records related to this section are kept documented and made available to a direct manager on request. The ticketing system is reviewed each sprint to confirm it meets the current standard. Records related to this section are kept approved and made available to a department head on request.</w:t>
+        <w:t>Training on this topic is delivered twice a year and tracked to completion. Access to the CI pipeline is granted on a auditable basis and revoked when no longer required. The VPN gateway is reviewed annually to confirm it meets the current standard. Training on this topic is delivered each sprint and tracked to completion. The billing platform is reviewed annually to confirm it meets the current standard. Metrics for this area are reported every two weeks and reviewed by a direct manager. Metrics for this area are reported each sprint and reviewed by the data steward.</w:t>
       </w:r>
     </w:p>
     <w:p>
       <w:r>
-        <w:t>Metrics for this area are reported every two weeks and reviewed by a direct manager. Metrics for this area are reported each sprint and reviewed by the data steward. Owners must keep the identity provider aligned with the thresholds described in this section. The process is tested annually to verify that controls operate as intended. Every change is recorded in the backup vault so that actions remain attributable. Where this policy conflicts with a contractual obligation, the stricter requirement applies. Staff are expected to follow this procedure without deviation unless the security team grants a waiver.</w:t>
+        <w:t>The process is tested every two weeks to verify that controls operate as intended. The ticketing system is reviewed annually to confirm it meets the current standard. Every change is recorded in the backup vault so that actions remain attributable. Where this policy conflicts with a contractual obligation, the stricter requirement applies. Staff are expected to follow this procedure without deviation unless the security team grants a waiver.</w:t>
       </w:r>
     </w:p>
     <w:p>
